--- a/course_development/active_inference_ms/02_body_science/07_communication/output/study-guides/07_communication-practice_quiz.docx
+++ b/course_development/active_inference_ms/02_body_science/07_communication/output/study-guides/07_communication-practice_quiz.docx
@@ -4,7 +4,12 @@
   <w:body>
     <w:p>
       <w:r>
-        <w:t>Practice Quiz: Communication</w:t>
+        <w:t>Practice Quiz: Body Science — Module 07: Communication</w:t>
+      </w:r>
+    </w:p>
+    <w:p>
+      <w:r>
+        <w:t>Name : _ _ _  Date : _ _ _</w:t>
       </w:r>
     </w:p>
     <w:p>
@@ -14,98 +19,99 @@
     </w:p>
     <w:p>
       <w:r>
-        <w:t>What is the primary role of Communication in Active Inference?</w:t>
+        <w:t>Neurons communicate with each other by:   A) Talking out loud</w:t>
         <w:br/>
-        <w:t>A) To maximize reward</w:t>
+        <w:t>B) Sending electrical signals and releasing chemical messengers (neurotransmitters) across tiny gaps called synapses</w:t>
         <w:br/>
-        <w:t>B) To minimize variational free energy</w:t>
+        <w:t>C) Touching each other directly</w:t>
         <w:br/>
-        <w:t>C) To increase entropy</w:t>
-        <w:br/>
-        <w:t>D) To eliminate the Markov Blanket</w:t>
+        <w:t>D) Using Wi-Fi</w:t>
       </w:r>
     </w:p>
     <w:p>
       <w:r>
-        <w:t>In Ms, Communication is best described as:</w:t>
+        <w:t>Hormones are chemical messengers that travel through your blood. Compared to nerve signals, hormones:   A) Are faster and more targeted</w:t>
         <w:br/>
-        <w:t>A) A static property</w:t>
+        <w:t>B) Are slower but affect many parts of the body at once — like a broadcast message rather than a direct text</w:t>
         <w:br/>
-        <w:t>B) A dynamic process</w:t>
+        <w:t>C) Don't carry information</w:t>
         <w:br/>
-        <w:t>C) An external state</w:t>
-        <w:br/>
-        <w:t>D) A random variable</w:t>
+        <w:t>D) Only exist in the brain</w:t>
       </w:r>
     </w:p>
     <w:p>
       <w:r>
-        <w:t>Which mathematical quantity is most central to Communication?</w:t>
+        <w:t>When your body detects an infection, immune cells release signaling molecules called cytokines. This is an example of:   A) Cells being random</w:t>
         <w:br/>
-        <w:t>A) The Lagrangian</w:t>
+        <w:t>B) Communication between agents — immune cells sharing information about a threat so other cells can respond</w:t>
         <w:br/>
-        <w:t>B) The expected free energy</w:t>
+        <w:t>C) Something that has nothing to do with communication</w:t>
         <w:br/>
-        <w:t>C) The surprisal</w:t>
-        <w:br/>
-        <w:t>D) The precision</w:t>
+        <w:t>D) Only the brain being involved</w:t>
       </w:r>
     </w:p>
     <w:p>
       <w:r>
-        <w:t>How does Communication relate to the concept of the Generative Model?</w:t>
+        <w:t>The gut-brain axis is the communication pathway between your digestive system and your brain. This shows that:   A) Your gut and brain never talk to each other</w:t>
         <w:br/>
-        <w:t>A) It is separate from the model</w:t>
+        <w:t>B) Different body systems communicate constantly to coordinate their predictions and actions</w:t>
         <w:br/>
-        <w:t>B) It is a component of the model</w:t>
+        <w:t>C) Only the brain sends signals to the gut, never the other way around</w:t>
         <w:br/>
-        <w:t>C) It destroys the model</w:t>
-        <w:br/>
-        <w:t>D) It is only relevant for the environment</w:t>
+        <w:t>D) Communication in the body only uses nerves</w:t>
       </w:r>
     </w:p>
     <w:p>
       <w:r>
-        <w:t>A failure in Communication would likely result in:</w:t>
+        <w:t>When you blush with embarrassment, your face turns red even though you didn't choose to blush. This happens because:   A) Your skin is malfunctioning</w:t>
         <w:br/>
-        <w:t>A) Perfect prediction</w:t>
+        <w:t>B) Your autonomic nervous system communicated the emotional state to your blood vessels — an involuntary signal that others can perceive</w:t>
         <w:br/>
-        <w:t>B) Generalized surprise</w:t>
+        <w:t>C) Blushing is completely voluntary</w:t>
         <w:br/>
-        <w:t>C) Immediate death of the agent</w:t>
-        <w:br/>
-        <w:t>D) Zero entropy</w:t>
+        <w:t>D) Only certain people blush</w:t>
       </w:r>
     </w:p>
     <w:p>
       <w:r>
-        <w:t>Which scale is most relevant for analyzing Communication in this course?</w:t>
+        <w:t>Your endocrine system (hormones) and your nervous system both carry messages, but in different ways. Together, they show that:   A) The body has only one communication method</w:t>
         <w:br/>
-        <w:t>A) Quantum</w:t>
+        <w:t>B) The body uses multiple communication channels that work at different speeds and scales to coordinate its systems</w:t>
         <w:br/>
-        <w:t>B) Neural</w:t>
+        <w:t>C) Hormones and nerves are unrelated</w:t>
         <w:br/>
-        <w:t>C) Social</w:t>
-        <w:br/>
-        <w:t>D) All of the above</w:t>
+        <w:t>D) Communication isn't important for the body</w:t>
       </w:r>
     </w:p>
     <w:p>
       <w:r>
-        <w:t>Communication connects directly to which other component?</w:t>
+        <w:t>When a mother hears her baby cry, her body releases oxytocin, which triggers milk production. This is an example of:   A) A random body response</w:t>
         <w:br/>
-        <w:t>A) The step before it</w:t>
+        <w:t>B) Communication between agents — the baby's cry is a signal that the mother's body interprets and acts on</w:t>
         <w:br/>
-        <w:t>B) The step after it</w:t>
+        <w:t>C) Something that has nothing to do with predictions</w:t>
         <w:br/>
-        <w:t>C) Both A and B</w:t>
-        <w:br/>
-        <w:t>D) None of the above</w:t>
+        <w:t>D) A response that requires no perception</w:t>
       </w:r>
     </w:p>
     <w:p>
       <w:r>
         <w:t>Part B: Short Answer</w:t>
+      </w:r>
+    </w:p>
+    <w:p>
+      <w:r>
+        <w:t>Compare how neurons communicate (fast, targeted, electrical and chemical) with how hormones communicate (slower, widespread, chemical). Give an example of a situation where each type is useful. How is this like the difference between sending a text message versus making an announcement over a loudspeaker?</w:t>
+      </w:r>
+    </w:p>
+    <w:p>
+      <w:r>
+        <w:t>Explain how your immune system communicates internally when it detects a virus. What signals are sent? How do other immune cells "get the message"? How does this coordination help your body respond more effectively?</w:t>
+      </w:r>
+    </w:p>
+    <w:p>
+      <w:r>
+        <w:t>Describe the gut-brain axis in your own words. How does your gut communicate with your brain, and how does your brain communicate back? Give an example of when you "felt something in your gut" and explain what might have been happening biologically.</w:t>
       </w:r>
     </w:p>
     <w:sectPr>
